--- a/pr-preview/pr-55/Your-Book-Title.docx
+++ b/pr-preview/pr-55/Your-Book-Title.docx
@@ -2265,7 +2265,7 @@
         <w:t xml:space="preserve"> </w:t>
       </w:r>
       <w:r>
-        <w:t xml:space="preserve">faa8afe</w:t>
+        <w:t xml:space="preserve">2cf20b3</w:t>
       </w:r>
     </w:p>
     <w:p>
@@ -2287,7 +2287,7 @@
         <w:t xml:space="preserve"> </w:t>
       </w:r>
       <w:r>
-        <w:t xml:space="preserve">faa8afe058051df07051f18c87eb7356a3e5661e</w:t>
+        <w:t xml:space="preserve">2cf20b352edfdf59c0c9ec4d05fa591d10fafb7c</w:t>
       </w:r>
     </w:p>
     <w:p>
@@ -2309,7 +2309,7 @@
         <w:t xml:space="preserve"> </w:t>
       </w:r>
       <w:r>
-        <w:t xml:space="preserve">2026-09-14 15:31:02 -0700</w:t>
+        <w:t xml:space="preserve">2026-09-14 22:33:16 +0000</w:t>
       </w:r>
     </w:p>
     <w:p>

--- a/pr-preview/pr-55/Your-Book-Title.docx
+++ b/pr-preview/pr-55/Your-Book-Title.docx
@@ -2265,7 +2265,7 @@
         <w:t xml:space="preserve"> </w:t>
       </w:r>
       <w:r>
-        <w:t xml:space="preserve">2cf20b3</w:t>
+        <w:t xml:space="preserve">8cfa474</w:t>
       </w:r>
     </w:p>
     <w:p>
@@ -2287,7 +2287,7 @@
         <w:t xml:space="preserve"> </w:t>
       </w:r>
       <w:r>
-        <w:t xml:space="preserve">2cf20b352edfdf59c0c9ec4d05fa591d10fafb7c</w:t>
+        <w:t xml:space="preserve">8cfa474cf67b3b569e071b6bfc1b44319ddefaa8</w:t>
       </w:r>
     </w:p>
     <w:p>
@@ -2309,7 +2309,7 @@
         <w:t xml:space="preserve"> </w:t>
       </w:r>
       <w:r>
-        <w:t xml:space="preserve">2026-09-14 22:33:16 +0000</w:t>
+        <w:t xml:space="preserve">2026-09-14 22:47:20 +0000</w:t>
       </w:r>
     </w:p>
     <w:p>

--- a/pr-preview/pr-55/Your-Book-Title.docx
+++ b/pr-preview/pr-55/Your-Book-Title.docx
@@ -2265,7 +2265,7 @@
         <w:t xml:space="preserve"> </w:t>
       </w:r>
       <w:r>
-        <w:t xml:space="preserve">8cfa474</w:t>
+        <w:t xml:space="preserve">e005dc1</w:t>
       </w:r>
     </w:p>
     <w:p>
@@ -2287,7 +2287,7 @@
         <w:t xml:space="preserve"> </w:t>
       </w:r>
       <w:r>
-        <w:t xml:space="preserve">8cfa474cf67b3b569e071b6bfc1b44319ddefaa8</w:t>
+        <w:t xml:space="preserve">e005dc12ecf1a946a1f825707ecc99a781634a43</w:t>
       </w:r>
     </w:p>
     <w:p>
@@ -2309,7 +2309,7 @@
         <w:t xml:space="preserve"> </w:t>
       </w:r>
       <w:r>
-        <w:t xml:space="preserve">2026-09-14 22:47:20 +0000</w:t>
+        <w:t xml:space="preserve">2026-09-14 22:49:09 +0000</w:t>
       </w:r>
     </w:p>
     <w:p>
